--- a/Documentacao/17 - Documentação Portabilidade.docx
+++ b/Documentacao/17 - Documentação Portabilidade.docx
@@ -1,6 +1,6 @@
 
 <file path=word/document.xml><?xml version="1.0" encoding="utf-8"?>
-<w:document xmlns:wpc="http://schemas.microsoft.com/office/word/2010/wordprocessingCanvas" xmlns:cx="http://schemas.microsoft.com/office/drawing/2014/chartex" xmlns:cx1="http://schemas.microsoft.com/office/drawing/2015/9/8/chartex" xmlns:cx2="http://schemas.microsoft.com/office/drawing/2015/10/21/chartex" xmlns:cx3="http://schemas.microsoft.com/office/drawing/2016/5/9/chartex" xmlns:cx4="http://schemas.microsoft.com/office/drawing/2016/5/10/chartex" xmlns:cx5="http://schemas.microsoft.com/office/drawing/2016/5/11/chartex" xmlns:cx6="http://schemas.microsoft.com/office/drawing/2016/5/12/chartex" xmlns:cx7="http://schemas.microsoft.com/office/drawing/2016/5/13/chartex" xmlns:cx8="http://schemas.microsoft.com/office/drawing/2016/5/14/chartex" xmlns:mc="http://schemas.openxmlformats.org/markup-compatibility/2006" xmlns:aink="http://schemas.microsoft.com/office/drawing/2016/ink" xmlns:am3d="http://schemas.microsoft.com/office/drawing/2017/model3d" xmlns:o="urn:schemas-microsoft-com:office:office" xmlns:oel="http://schemas.microsoft.com/office/2019/extlst" xmlns:r="http://schemas.openxmlformats.org/officeDocument/2006/relationships" xmlns:m="http://schemas.openxmlformats.org/officeDocument/2006/math" xmlns:v="urn:schemas-microsoft-com:vml" xmlns:wp14="http://schemas.microsoft.com/office/word/2010/wordprocessingDrawing" xmlns:wp="http://schemas.openxmlformats.org/drawingml/2006/wordprocessingDrawing" xmlns:w10="urn:schemas-microsoft-com:office:word" xmlns:w="http://schemas.openxmlformats.org/wordprocessingml/2006/main" xmlns:w14="http://schemas.microsoft.com/office/word/2010/wordml" xmlns:w15="http://schemas.microsoft.com/office/word/2012/wordml" xmlns:w16cex="http://schemas.microsoft.com/office/word/2018/wordml/cex" xmlns:w16cid="http://schemas.microsoft.com/office/word/2016/wordml/cid" xmlns:w16="http://schemas.microsoft.com/office/word/2018/wordml" xmlns:w16du="http://schemas.microsoft.com/office/word/2023/wordml/word16du" xmlns:w16sdtdh="http://schemas.microsoft.com/office/word/2020/wordml/sdtdatahash" xmlns:w16sdtfl="http://schemas.microsoft.com/office/word/2024/wordml/sdtformatlock" xmlns:w16se="http://schemas.microsoft.com/office/word/2015/wordml/symex" xmlns:wpg="http://schemas.microsoft.com/office/word/2010/wordprocessingGroup" xmlns:wpi="http://schemas.microsoft.com/office/word/2010/wordprocessingInk" xmlns:wne="http://schemas.microsoft.com/office/word/2006/wordml" xmlns:wps="http://schemas.microsoft.com/office/word/2010/wordprocessingShape" mc:Ignorable="w14 w15 w16se w16cid w16 w16cex w16sdtdh w16sdtfl w16du wp14">
+<w:document xmlns:wpc="http://schemas.microsoft.com/office/word/2010/wordprocessingCanvas" xmlns:cx="http://schemas.microsoft.com/office/drawing/2014/chartex" xmlns:cx1="http://schemas.microsoft.com/office/drawing/2015/9/8/chartex" xmlns:cx2="http://schemas.microsoft.com/office/drawing/2015/10/21/chartex" xmlns:cx3="http://schemas.microsoft.com/office/drawing/2016/5/9/chartex" xmlns:cx4="http://schemas.microsoft.com/office/drawing/2016/5/10/chartex" xmlns:cx5="http://schemas.microsoft.com/office/drawing/2016/5/11/chartex" xmlns:cx6="http://schemas.microsoft.com/office/drawing/2016/5/12/chartex" xmlns:cx7="http://schemas.microsoft.com/office/drawing/2016/5/13/chartex" xmlns:cx8="http://schemas.microsoft.com/office/drawing/2016/5/14/chartex" xmlns:mc="http://schemas.openxmlformats.org/markup-compatibility/2006" xmlns:aink="http://schemas.microsoft.com/office/drawing/2016/ink" xmlns:am3d="http://schemas.microsoft.com/office/drawing/2017/model3d" xmlns:o="urn:schemas-microsoft-com:office:office" xmlns:oel="http://schemas.microsoft.com/office/2019/extlst" xmlns:r="http://schemas.openxmlformats.org/officeDocument/2006/relationships" xmlns:m="http://schemas.openxmlformats.org/officeDocument/2006/math" xmlns:v="urn:schemas-microsoft-com:vml" xmlns:wp14="http://schemas.microsoft.com/office/word/2010/wordprocessingDrawing" xmlns:wp="http://schemas.openxmlformats.org/drawingml/2006/wordprocessingDrawing" xmlns:w10="urn:schemas-microsoft-com:office:word" xmlns:w="http://schemas.openxmlformats.org/wordprocessingml/2006/main" xmlns:w14="http://schemas.microsoft.com/office/word/2010/wordml" xmlns:w15="http://schemas.microsoft.com/office/word/2012/wordml" xmlns:w16cei="http://schemas.microsoft.com/office/word/2026/wordml/cei" xmlns:w16cex="http://schemas.microsoft.com/office/word/2018/wordml/cex" xmlns:w16cid="http://schemas.microsoft.com/office/word/2016/wordml/cid" xmlns:w16="http://schemas.microsoft.com/office/word/2018/wordml" xmlns:w16du="http://schemas.microsoft.com/office/word/2023/wordml/word16du" xmlns:w16sdtdh="http://schemas.microsoft.com/office/word/2020/wordml/sdtdatahash" xmlns:w16sdtfl="http://schemas.microsoft.com/office/word/2024/wordml/sdtformatlock" xmlns:w16se="http://schemas.microsoft.com/office/word/2015/wordml/symex" xmlns:wpg="http://schemas.microsoft.com/office/word/2010/wordprocessingGroup" xmlns:wpi="http://schemas.microsoft.com/office/word/2010/wordprocessingInk" xmlns:wne="http://schemas.microsoft.com/office/word/2006/wordml" xmlns:wps="http://schemas.microsoft.com/office/word/2010/wordprocessingShape" mc:Ignorable="w14 w15 w16se w16cid w16 w16cex w16sdtdh w16sdtfl w16du wp14">
   <w:body>
     <w:p>
       <w:pPr>
@@ -33,21 +33,7 @@
         <w:rPr>
           <w:rFonts w:ascii="Times New Roman" w:hAnsi="Times New Roman" w:cs="Times New Roman"/>
         </w:rPr>
-        <w:t xml:space="preserve">Projeto: </w:t>
-      </w:r>
-      <w:proofErr w:type="spellStart"/>
-      <w:r>
-        <w:rPr>
-          <w:rFonts w:ascii="Times New Roman" w:hAnsi="Times New Roman" w:cs="Times New Roman"/>
-        </w:rPr>
-        <w:t>MechSystem</w:t>
-      </w:r>
-      <w:proofErr w:type="spellEnd"/>
-      <w:r>
-        <w:rPr>
-          <w:rFonts w:ascii="Times New Roman" w:hAnsi="Times New Roman" w:cs="Times New Roman"/>
-        </w:rPr>
-        <w:t xml:space="preserve"> – Sistema de Gestão para Oficinas Mecânicas</w:t>
+        <w:t>Projeto: MechSystem – Sistema de Gestão para Oficinas Mecânicas</w:t>
       </w:r>
       <w:r>
         <w:rPr>
@@ -90,34 +76,6 @@
         <w:br/>
         <w:t>Autor: Ryan Cristian</w:t>
       </w:r>
-      <w:r>
-        <w:rPr>
-          <w:rFonts w:ascii="Times New Roman" w:hAnsi="Times New Roman" w:cs="Times New Roman"/>
-        </w:rPr>
-        <w:br/>
-      </w:r>
-      <w:proofErr w:type="spellStart"/>
-      <w:r>
-        <w:rPr>
-          <w:rFonts w:ascii="Times New Roman" w:hAnsi="Times New Roman" w:cs="Times New Roman"/>
-        </w:rPr>
-        <w:t>Diciplina</w:t>
-      </w:r>
-      <w:proofErr w:type="spellEnd"/>
-      <w:r>
-        <w:rPr>
-          <w:rFonts w:ascii="Times New Roman" w:hAnsi="Times New Roman" w:cs="Times New Roman"/>
-        </w:rPr>
-        <w:t xml:space="preserve">: Engenharia de Software III – Prof. Alessandro </w:t>
-      </w:r>
-      <w:proofErr w:type="spellStart"/>
-      <w:r>
-        <w:rPr>
-          <w:rFonts w:ascii="Times New Roman" w:hAnsi="Times New Roman" w:cs="Times New Roman"/>
-        </w:rPr>
-        <w:t>Fukuta</w:t>
-      </w:r>
-      <w:proofErr w:type="spellEnd"/>
     </w:p>
     <w:p>
       <w:pPr>
@@ -199,27 +157,7 @@
           <w:lang w:eastAsia="pt-BR"/>
           <w14:ligatures w14:val="none"/>
         </w:rPr>
-        <w:t xml:space="preserve"> do sistema </w:t>
-      </w:r>
-      <w:proofErr w:type="spellStart"/>
-      <w:r>
-        <w:rPr>
-          <w:rFonts w:ascii="Times New Roman" w:eastAsia="Times New Roman" w:hAnsi="Times New Roman" w:cs="Times New Roman"/>
-          <w:kern w:val="0"/>
-          <w:lang w:eastAsia="pt-BR"/>
-          <w14:ligatures w14:val="none"/>
-        </w:rPr>
-        <w:t>MechSystem</w:t>
-      </w:r>
-      <w:proofErr w:type="spellEnd"/>
-      <w:r>
-        <w:rPr>
-          <w:rFonts w:ascii="Times New Roman" w:eastAsia="Times New Roman" w:hAnsi="Times New Roman" w:cs="Times New Roman"/>
-          <w:kern w:val="0"/>
-          <w:lang w:eastAsia="pt-BR"/>
-          <w14:ligatures w14:val="none"/>
-        </w:rPr>
-        <w:t>, descrevendo como a aplicação pode ser implantada em diferentes sistemas operacionais, bancos de dados, ambientes de execução e plataformas de nuvem.</w:t>
+        <w:t xml:space="preserve"> do sistema MechSystem, descrevendo como a aplicação pode ser implantada em diferentes sistemas operacionais, bancos de dados, ambientes de execução e plataformas de nuvem.</w:t>
       </w:r>
     </w:p>
     <w:p>
@@ -774,27 +712,7 @@
           <w:lang w:eastAsia="pt-BR"/>
           <w14:ligatures w14:val="none"/>
         </w:rPr>
-        <w:t xml:space="preserve">O </w:t>
-      </w:r>
-      <w:proofErr w:type="spellStart"/>
-      <w:r>
-        <w:rPr>
-          <w:rFonts w:ascii="Times New Roman" w:eastAsia="Times New Roman" w:hAnsi="Times New Roman" w:cs="Times New Roman"/>
-          <w:kern w:val="0"/>
-          <w:lang w:eastAsia="pt-BR"/>
-          <w14:ligatures w14:val="none"/>
-        </w:rPr>
-        <w:t>MechSystem</w:t>
-      </w:r>
-      <w:proofErr w:type="spellEnd"/>
-      <w:r>
-        <w:rPr>
-          <w:rFonts w:ascii="Times New Roman" w:eastAsia="Times New Roman" w:hAnsi="Times New Roman" w:cs="Times New Roman"/>
-          <w:kern w:val="0"/>
-          <w:lang w:eastAsia="pt-BR"/>
-          <w14:ligatures w14:val="none"/>
-        </w:rPr>
-        <w:t xml:space="preserve"> é construído com </w:t>
+        <w:t xml:space="preserve">O MechSystem é construído com </w:t>
       </w:r>
       <w:r>
         <w:rPr>
@@ -1700,7 +1618,32 @@
           <w14:ligatures w14:val="none"/>
         </w:rPr>
         <w:br/>
-        <w:t xml:space="preserve">brew </w:t>
+      </w:r>
+      <w:proofErr w:type="spellStart"/>
+      <w:r>
+        <w:rPr>
+          <w:rFonts w:ascii="Courier New" w:eastAsia="Times New Roman" w:hAnsi="Courier New" w:cs="Courier New"/>
+          <w:color w:val="262626" w:themeColor="text1" w:themeTint="D9"/>
+          <w:kern w:val="0"/>
+          <w:sz w:val="20"/>
+          <w:szCs w:val="20"/>
+          <w:lang w:eastAsia="pt-BR"/>
+          <w14:ligatures w14:val="none"/>
+        </w:rPr>
+        <w:t>brew</w:t>
+      </w:r>
+      <w:proofErr w:type="spellEnd"/>
+      <w:r>
+        <w:rPr>
+          <w:rFonts w:ascii="Courier New" w:eastAsia="Times New Roman" w:hAnsi="Courier New" w:cs="Courier New"/>
+          <w:color w:val="262626" w:themeColor="text1" w:themeTint="D9"/>
+          <w:kern w:val="0"/>
+          <w:sz w:val="20"/>
+          <w:szCs w:val="20"/>
+          <w:lang w:eastAsia="pt-BR"/>
+          <w14:ligatures w14:val="none"/>
+        </w:rPr>
+        <w:t xml:space="preserve"> </w:t>
       </w:r>
       <w:proofErr w:type="spellStart"/>
       <w:r>
@@ -1836,27 +1779,7 @@
           <w:lang w:eastAsia="pt-BR"/>
           <w14:ligatures w14:val="none"/>
         </w:rPr>
-        <w:t xml:space="preserve">O </w:t>
-      </w:r>
-      <w:proofErr w:type="spellStart"/>
-      <w:r>
-        <w:rPr>
-          <w:rFonts w:ascii="Times New Roman" w:eastAsia="Times New Roman" w:hAnsi="Times New Roman" w:cs="Times New Roman"/>
-          <w:kern w:val="0"/>
-          <w:lang w:eastAsia="pt-BR"/>
-          <w14:ligatures w14:val="none"/>
-        </w:rPr>
-        <w:t>MechSystem</w:t>
-      </w:r>
-      <w:proofErr w:type="spellEnd"/>
-      <w:r>
-        <w:rPr>
-          <w:rFonts w:ascii="Times New Roman" w:eastAsia="Times New Roman" w:hAnsi="Times New Roman" w:cs="Times New Roman"/>
-          <w:kern w:val="0"/>
-          <w:lang w:eastAsia="pt-BR"/>
-          <w14:ligatures w14:val="none"/>
-        </w:rPr>
-        <w:t xml:space="preserve"> pode ser publicado como </w:t>
+        <w:t xml:space="preserve">O MechSystem pode ser publicado como </w:t>
       </w:r>
       <w:r>
         <w:rPr>
@@ -3450,7 +3373,6 @@
                 <w14:ligatures w14:val="none"/>
               </w:rPr>
             </w:pPr>
-            <w:proofErr w:type="spellStart"/>
             <w:r>
               <w:rPr>
                 <w:rFonts w:ascii="Times New Roman" w:eastAsia="Times New Roman" w:hAnsi="Times New Roman" w:cs="Times New Roman"/>
@@ -3462,7 +3384,6 @@
               </w:rPr>
               <w:t>SQLite</w:t>
             </w:r>
-            <w:proofErr w:type="spellEnd"/>
           </w:p>
         </w:tc>
         <w:tc>
@@ -3915,31 +3836,7 @@
           <w:lang w:eastAsia="pt-BR"/>
           <w14:ligatures w14:val="none"/>
         </w:rPr>
-        <w:t>Atual (</w:t>
-      </w:r>
-      <w:proofErr w:type="spellStart"/>
-      <w:r>
-        <w:rPr>
-          <w:rFonts w:ascii="Times New Roman" w:eastAsia="Times New Roman" w:hAnsi="Times New Roman" w:cs="Times New Roman"/>
-          <w:b/>
-          <w:bCs/>
-          <w:kern w:val="0"/>
-          <w:lang w:eastAsia="pt-BR"/>
-          <w14:ligatures w14:val="none"/>
-        </w:rPr>
-        <w:t>SQLite</w:t>
-      </w:r>
-      <w:proofErr w:type="spellEnd"/>
-      <w:r>
-        <w:rPr>
-          <w:rFonts w:ascii="Times New Roman" w:eastAsia="Times New Roman" w:hAnsi="Times New Roman" w:cs="Times New Roman"/>
-          <w:b/>
-          <w:bCs/>
-          <w:kern w:val="0"/>
-          <w:lang w:eastAsia="pt-BR"/>
-          <w14:ligatures w14:val="none"/>
-        </w:rPr>
-        <w:t>)</w:t>
+        <w:t>Atual (SQLite)</w:t>
       </w:r>
     </w:p>
     <w:p>
@@ -4005,6 +3902,7 @@
           <w:rFonts w:ascii="Times New Roman" w:eastAsia="Times New Roman" w:hAnsi="Times New Roman" w:cs="Times New Roman"/>
           <w:b/>
           <w:bCs/>
+          <w:noProof/>
           <w:kern w:val="0"/>
           <w:lang w:eastAsia="pt-BR"/>
           <w14:ligatures w14:val="none"/>
@@ -4120,6 +4018,7 @@
           <w:rFonts w:ascii="Times New Roman" w:hAnsi="Times New Roman" w:cs="Times New Roman"/>
           <w:b/>
           <w:bCs/>
+          <w:noProof/>
         </w:rPr>
         <w:drawing>
           <wp:inline distT="0" distB="0" distL="0" distR="0" wp14:anchorId="22371ACE" wp14:editId="2A65AFBF">
@@ -4216,6 +4115,7 @@
           <w:rFonts w:ascii="Times New Roman" w:hAnsi="Times New Roman" w:cs="Times New Roman"/>
           <w:b/>
           <w:bCs/>
+          <w:noProof/>
         </w:rPr>
         <w:lastRenderedPageBreak/>
         <w:drawing>
@@ -4333,7 +4233,6 @@
                 <w:szCs w:val="20"/>
               </w:rPr>
             </w:pPr>
-            <w:proofErr w:type="spellStart"/>
             <w:r>
               <w:rPr>
                 <w:rFonts w:ascii="Times New Roman" w:hAnsi="Times New Roman" w:cs="Times New Roman"/>
@@ -4344,7 +4243,6 @@
               </w:rPr>
               <w:t>SQLite</w:t>
             </w:r>
-            <w:proofErr w:type="spellEnd"/>
           </w:p>
         </w:tc>
         <w:tc>
@@ -4981,6 +4879,7 @@
           <w:rFonts w:ascii="Times New Roman" w:hAnsi="Times New Roman" w:cs="Times New Roman"/>
           <w:b/>
           <w:bCs/>
+          <w:noProof/>
         </w:rPr>
         <w:lastRenderedPageBreak/>
         <w:drawing>
@@ -5074,6 +4973,7 @@
           <w:rFonts w:ascii="Times New Roman" w:hAnsi="Times New Roman" w:cs="Times New Roman"/>
           <w:b/>
           <w:bCs/>
+          <w:noProof/>
         </w:rPr>
         <w:drawing>
           <wp:inline distT="0" distB="0" distL="0" distR="0" wp14:anchorId="209715D7" wp14:editId="61D4418A">
@@ -5148,6 +5048,7 @@
           <w:rFonts w:ascii="Times New Roman" w:hAnsi="Times New Roman" w:cs="Times New Roman"/>
           <w:b/>
           <w:bCs/>
+          <w:noProof/>
         </w:rPr>
         <w:drawing>
           <wp:inline distT="0" distB="0" distL="0" distR="0" wp14:anchorId="5919EE0B" wp14:editId="2261FD3D">
@@ -6098,6 +5999,7 @@
           <w:rFonts w:ascii="Times New Roman" w:hAnsi="Times New Roman" w:cs="Times New Roman"/>
           <w:b/>
           <w:bCs/>
+          <w:noProof/>
         </w:rPr>
         <w:lastRenderedPageBreak/>
         <w:drawing>
@@ -6395,23 +6297,13 @@
                 <w:szCs w:val="20"/>
               </w:rPr>
             </w:pPr>
-            <w:proofErr w:type="spellStart"/>
-            <w:r>
-              <w:rPr>
-                <w:rFonts w:ascii="Times New Roman" w:hAnsi="Times New Roman" w:cs="Times New Roman"/>
-                <w:sz w:val="20"/>
-                <w:szCs w:val="20"/>
-              </w:rPr>
-              <w:t>WebSocket</w:t>
-            </w:r>
-            <w:proofErr w:type="spellEnd"/>
-            <w:r>
-              <w:rPr>
-                <w:rFonts w:ascii="Times New Roman" w:hAnsi="Times New Roman" w:cs="Times New Roman"/>
-                <w:sz w:val="20"/>
-                <w:szCs w:val="20"/>
-              </w:rPr>
-              <w:t xml:space="preserve"> + CSS moderno</w:t>
+            <w:r>
+              <w:rPr>
+                <w:rFonts w:ascii="Times New Roman" w:hAnsi="Times New Roman" w:cs="Times New Roman"/>
+                <w:sz w:val="20"/>
+                <w:szCs w:val="20"/>
+              </w:rPr>
+              <w:t>WebSocket + CSS moderno</w:t>
             </w:r>
           </w:p>
         </w:tc>
@@ -6611,23 +6503,13 @@
                 <w:szCs w:val="20"/>
               </w:rPr>
             </w:pPr>
-            <w:proofErr w:type="spellStart"/>
-            <w:r>
-              <w:rPr>
-                <w:rFonts w:ascii="Times New Roman" w:hAnsi="Times New Roman" w:cs="Times New Roman"/>
-                <w:sz w:val="20"/>
-                <w:szCs w:val="20"/>
-              </w:rPr>
-              <w:t>WebSocket</w:t>
-            </w:r>
-            <w:proofErr w:type="spellEnd"/>
-            <w:r>
-              <w:rPr>
-                <w:rFonts w:ascii="Times New Roman" w:hAnsi="Times New Roman" w:cs="Times New Roman"/>
-                <w:sz w:val="20"/>
-                <w:szCs w:val="20"/>
-              </w:rPr>
-              <w:t xml:space="preserve"> + CSS moderno</w:t>
+            <w:r>
+              <w:rPr>
+                <w:rFonts w:ascii="Times New Roman" w:hAnsi="Times New Roman" w:cs="Times New Roman"/>
+                <w:sz w:val="20"/>
+                <w:szCs w:val="20"/>
+              </w:rPr>
+              <w:t>WebSocket + CSS moderno</w:t>
             </w:r>
           </w:p>
         </w:tc>
@@ -6725,18 +6607,8 @@
                 <w:sz w:val="20"/>
                 <w:szCs w:val="20"/>
               </w:rPr>
-              <w:t xml:space="preserve">Limitações de </w:t>
-            </w:r>
-            <w:proofErr w:type="spellStart"/>
-            <w:r>
-              <w:rPr>
-                <w:rFonts w:ascii="Times New Roman" w:hAnsi="Times New Roman" w:cs="Times New Roman"/>
-                <w:sz w:val="20"/>
-                <w:szCs w:val="20"/>
-              </w:rPr>
-              <w:t>WebSocket</w:t>
-            </w:r>
-            <w:proofErr w:type="spellEnd"/>
+              <w:t>Limitações de WebSocket</w:t>
+            </w:r>
           </w:p>
         </w:tc>
       </w:tr>
@@ -6907,27 +6779,7 @@
           <w:lang w:eastAsia="pt-BR"/>
           <w14:ligatures w14:val="none"/>
         </w:rPr>
-        <w:t xml:space="preserve">O </w:t>
-      </w:r>
-      <w:proofErr w:type="spellStart"/>
-      <w:r>
-        <w:rPr>
-          <w:rFonts w:ascii="Times New Roman" w:eastAsia="Times New Roman" w:hAnsi="Times New Roman" w:cs="Times New Roman"/>
-          <w:kern w:val="0"/>
-          <w:lang w:eastAsia="pt-BR"/>
-          <w14:ligatures w14:val="none"/>
-        </w:rPr>
-        <w:t>Blazor</w:t>
-      </w:r>
-      <w:proofErr w:type="spellEnd"/>
-      <w:r>
-        <w:rPr>
-          <w:rFonts w:ascii="Times New Roman" w:eastAsia="Times New Roman" w:hAnsi="Times New Roman" w:cs="Times New Roman"/>
-          <w:kern w:val="0"/>
-          <w:lang w:eastAsia="pt-BR"/>
-          <w14:ligatures w14:val="none"/>
-        </w:rPr>
-        <w:t xml:space="preserve"> Server utiliza </w:t>
+        <w:t xml:space="preserve">O Blazor Server utiliza </w:t>
       </w:r>
       <w:proofErr w:type="spellStart"/>
       <w:r>
@@ -6951,60 +6803,16 @@
           <w:lang w:eastAsia="pt-BR"/>
           <w14:ligatures w14:val="none"/>
         </w:rPr>
-        <w:t xml:space="preserve"> (</w:t>
-      </w:r>
-      <w:proofErr w:type="spellStart"/>
+        <w:t xml:space="preserve"> (WebSocket)</w:t>
+      </w:r>
       <w:r>
         <w:rPr>
           <w:rFonts w:ascii="Times New Roman" w:eastAsia="Times New Roman" w:hAnsi="Times New Roman" w:cs="Times New Roman"/>
-          <w:b/>
-          <w:bCs/>
-          <w:kern w:val="0"/>
-          <w:lang w:eastAsia="pt-BR"/>
-          <w14:ligatures w14:val="none"/>
-        </w:rPr>
-        <w:t>WebSocket</w:t>
-      </w:r>
-      <w:proofErr w:type="spellEnd"/>
-      <w:r>
-        <w:rPr>
-          <w:rFonts w:ascii="Times New Roman" w:eastAsia="Times New Roman" w:hAnsi="Times New Roman" w:cs="Times New Roman"/>
-          <w:b/>
-          <w:bCs/>
-          <w:kern w:val="0"/>
-          <w:lang w:eastAsia="pt-BR"/>
-          <w14:ligatures w14:val="none"/>
-        </w:rPr>
-        <w:t>)</w:t>
-      </w:r>
-      <w:r>
-        <w:rPr>
-          <w:rFonts w:ascii="Times New Roman" w:eastAsia="Times New Roman" w:hAnsi="Times New Roman" w:cs="Times New Roman"/>
-          <w:kern w:val="0"/>
-          <w:lang w:eastAsia="pt-BR"/>
-          <w14:ligatures w14:val="none"/>
-        </w:rPr>
-        <w:t xml:space="preserve"> para comunicação em tempo real entre o servidor e o navegador. Todos os navegadores modernos suportam </w:t>
-      </w:r>
-      <w:proofErr w:type="spellStart"/>
-      <w:r>
-        <w:rPr>
-          <w:rFonts w:ascii="Times New Roman" w:eastAsia="Times New Roman" w:hAnsi="Times New Roman" w:cs="Times New Roman"/>
-          <w:kern w:val="0"/>
-          <w:lang w:eastAsia="pt-BR"/>
-          <w14:ligatures w14:val="none"/>
-        </w:rPr>
-        <w:t>WebSocket</w:t>
-      </w:r>
-      <w:proofErr w:type="spellEnd"/>
-      <w:r>
-        <w:rPr>
-          <w:rFonts w:ascii="Times New Roman" w:eastAsia="Times New Roman" w:hAnsi="Times New Roman" w:cs="Times New Roman"/>
-          <w:kern w:val="0"/>
-          <w:lang w:eastAsia="pt-BR"/>
-          <w14:ligatures w14:val="none"/>
-        </w:rPr>
-        <w:t>.</w:t>
+          <w:kern w:val="0"/>
+          <w:lang w:eastAsia="pt-BR"/>
+          <w14:ligatures w14:val="none"/>
+        </w:rPr>
+        <w:t xml:space="preserve"> para comunicação em tempo real entre o servidor e o navegador. Todos os navegadores modernos suportam WebSocket.</w:t>
       </w:r>
     </w:p>
     <w:p>
@@ -7458,7 +7266,6 @@
                 <w:szCs w:val="20"/>
               </w:rPr>
             </w:pPr>
-            <w:proofErr w:type="spellStart"/>
             <w:r>
               <w:rPr>
                 <w:rFonts w:ascii="Times New Roman" w:hAnsi="Times New Roman" w:cs="Times New Roman"/>
@@ -7467,7 +7274,6 @@
               </w:rPr>
               <w:t>SQLite</w:t>
             </w:r>
-            <w:proofErr w:type="spellEnd"/>
           </w:p>
         </w:tc>
         <w:tc>
@@ -7582,7 +7388,6 @@
                 <w:szCs w:val="20"/>
               </w:rPr>
             </w:pPr>
-            <w:proofErr w:type="spellStart"/>
             <w:r>
               <w:rPr>
                 <w:rFonts w:ascii="Times New Roman" w:hAnsi="Times New Roman" w:cs="Times New Roman"/>
@@ -7591,7 +7396,6 @@
               </w:rPr>
               <w:t>SQLite</w:t>
             </w:r>
-            <w:proofErr w:type="spellEnd"/>
           </w:p>
         </w:tc>
         <w:tc>
@@ -8081,21 +7885,7 @@
         <w:rPr>
           <w:rFonts w:ascii="Times New Roman" w:hAnsi="Times New Roman" w:cs="Times New Roman"/>
         </w:rPr>
-        <w:t xml:space="preserve">O </w:t>
-      </w:r>
-      <w:proofErr w:type="spellStart"/>
-      <w:r>
-        <w:rPr>
-          <w:rFonts w:ascii="Times New Roman" w:hAnsi="Times New Roman" w:cs="Times New Roman"/>
-        </w:rPr>
-        <w:t>MechSystem</w:t>
-      </w:r>
-      <w:proofErr w:type="spellEnd"/>
-      <w:r>
-        <w:rPr>
-          <w:rFonts w:ascii="Times New Roman" w:hAnsi="Times New Roman" w:cs="Times New Roman"/>
-        </w:rPr>
-        <w:t xml:space="preserve"> foi projetado desde o início com portabilidade como requisito não funcional prioritário. A combinação de .NET 10 (multiplataforma), EF Core (abstração de banco), Docker (</w:t>
+        <w:t>O MechSystem foi projetado desde o início com portabilidade como requisito não funcional prioritário. A combinação de .NET 10 (multiplataforma), EF Core (abstração de banco), Docker (</w:t>
       </w:r>
       <w:proofErr w:type="spellStart"/>
       <w:r>
@@ -8141,7 +7931,7 @@
 </file>
 
 <file path=word/endnotes.xml><?xml version="1.0" encoding="utf-8"?>
-<w:endnotes xmlns:wpc="http://schemas.microsoft.com/office/word/2010/wordprocessingCanvas" xmlns:cx="http://schemas.microsoft.com/office/drawing/2014/chartex" xmlns:cx1="http://schemas.microsoft.com/office/drawing/2015/9/8/chartex" xmlns:cx2="http://schemas.microsoft.com/office/drawing/2015/10/21/chartex" xmlns:cx3="http://schemas.microsoft.com/office/drawing/2016/5/9/chartex" xmlns:cx4="http://schemas.microsoft.com/office/drawing/2016/5/10/chartex" xmlns:cx5="http://schemas.microsoft.com/office/drawing/2016/5/11/chartex" xmlns:cx6="http://schemas.microsoft.com/office/drawing/2016/5/12/chartex" xmlns:cx7="http://schemas.microsoft.com/office/drawing/2016/5/13/chartex" xmlns:cx8="http://schemas.microsoft.com/office/drawing/2016/5/14/chartex" xmlns:mc="http://schemas.openxmlformats.org/markup-compatibility/2006" xmlns:aink="http://schemas.microsoft.com/office/drawing/2016/ink" xmlns:am3d="http://schemas.microsoft.com/office/drawing/2017/model3d" xmlns:o="urn:schemas-microsoft-com:office:office" xmlns:oel="http://schemas.microsoft.com/office/2019/extlst" xmlns:r="http://schemas.openxmlformats.org/officeDocument/2006/relationships" xmlns:m="http://schemas.openxmlformats.org/officeDocument/2006/math" xmlns:v="urn:schemas-microsoft-com:vml" xmlns:wp14="http://schemas.microsoft.com/office/word/2010/wordprocessingDrawing" xmlns:wp="http://schemas.openxmlformats.org/drawingml/2006/wordprocessingDrawing" xmlns:w10="urn:schemas-microsoft-com:office:word" xmlns:w="http://schemas.openxmlformats.org/wordprocessingml/2006/main" xmlns:w14="http://schemas.microsoft.com/office/word/2010/wordml" xmlns:w15="http://schemas.microsoft.com/office/word/2012/wordml" xmlns:w16cex="http://schemas.microsoft.com/office/word/2018/wordml/cex" xmlns:w16cid="http://schemas.microsoft.com/office/word/2016/wordml/cid" xmlns:w16="http://schemas.microsoft.com/office/word/2018/wordml" xmlns:w16du="http://schemas.microsoft.com/office/word/2023/wordml/word16du" xmlns:w16sdtdh="http://schemas.microsoft.com/office/word/2020/wordml/sdtdatahash" xmlns:w16sdtfl="http://schemas.microsoft.com/office/word/2024/wordml/sdtformatlock" xmlns:w16se="http://schemas.microsoft.com/office/word/2015/wordml/symex" xmlns:wpg="http://schemas.microsoft.com/office/word/2010/wordprocessingGroup" xmlns:wpi="http://schemas.microsoft.com/office/word/2010/wordprocessingInk" xmlns:wne="http://schemas.microsoft.com/office/word/2006/wordml" xmlns:wps="http://schemas.microsoft.com/office/word/2010/wordprocessingShape" mc:Ignorable="w14 w15 w16se w16cid w16 w16cex w16sdtdh w16sdtfl w16du wp14">
+<w:endnotes xmlns:wpc="http://schemas.microsoft.com/office/word/2010/wordprocessingCanvas" xmlns:cx="http://schemas.microsoft.com/office/drawing/2014/chartex" xmlns:cx1="http://schemas.microsoft.com/office/drawing/2015/9/8/chartex" xmlns:cx2="http://schemas.microsoft.com/office/drawing/2015/10/21/chartex" xmlns:cx3="http://schemas.microsoft.com/office/drawing/2016/5/9/chartex" xmlns:cx4="http://schemas.microsoft.com/office/drawing/2016/5/10/chartex" xmlns:cx5="http://schemas.microsoft.com/office/drawing/2016/5/11/chartex" xmlns:cx6="http://schemas.microsoft.com/office/drawing/2016/5/12/chartex" xmlns:cx7="http://schemas.microsoft.com/office/drawing/2016/5/13/chartex" xmlns:cx8="http://schemas.microsoft.com/office/drawing/2016/5/14/chartex" xmlns:mc="http://schemas.openxmlformats.org/markup-compatibility/2006" xmlns:aink="http://schemas.microsoft.com/office/drawing/2016/ink" xmlns:am3d="http://schemas.microsoft.com/office/drawing/2017/model3d" xmlns:o="urn:schemas-microsoft-com:office:office" xmlns:oel="http://schemas.microsoft.com/office/2019/extlst" xmlns:r="http://schemas.openxmlformats.org/officeDocument/2006/relationships" xmlns:m="http://schemas.openxmlformats.org/officeDocument/2006/math" xmlns:v="urn:schemas-microsoft-com:vml" xmlns:wp14="http://schemas.microsoft.com/office/word/2010/wordprocessingDrawing" xmlns:wp="http://schemas.openxmlformats.org/drawingml/2006/wordprocessingDrawing" xmlns:w10="urn:schemas-microsoft-com:office:word" xmlns:w="http://schemas.openxmlformats.org/wordprocessingml/2006/main" xmlns:w14="http://schemas.microsoft.com/office/word/2010/wordml" xmlns:w15="http://schemas.microsoft.com/office/word/2012/wordml" xmlns:w16cei="http://schemas.microsoft.com/office/word/2026/wordml/cei" xmlns:w16cex="http://schemas.microsoft.com/office/word/2018/wordml/cex" xmlns:w16cid="http://schemas.microsoft.com/office/word/2016/wordml/cid" xmlns:w16="http://schemas.microsoft.com/office/word/2018/wordml" xmlns:w16du="http://schemas.microsoft.com/office/word/2023/wordml/word16du" xmlns:w16sdtdh="http://schemas.microsoft.com/office/word/2020/wordml/sdtdatahash" xmlns:w16sdtfl="http://schemas.microsoft.com/office/word/2024/wordml/sdtformatlock" xmlns:w16se="http://schemas.microsoft.com/office/word/2015/wordml/symex" xmlns:wpg="http://schemas.microsoft.com/office/word/2010/wordprocessingGroup" xmlns:wpi="http://schemas.microsoft.com/office/word/2010/wordprocessingInk" xmlns:wne="http://schemas.microsoft.com/office/word/2006/wordml" xmlns:wps="http://schemas.microsoft.com/office/word/2010/wordprocessingShape" mc:Ignorable="w14 w15 w16se w16cid w16 w16cex w16sdtdh w16sdtfl w16du wp14">
   <w:endnote w:type="separator" w:id="-1">
     <w:p>
       <w:pPr>
@@ -8166,7 +7956,7 @@
 </file>
 
 <file path=word/footer1.xml><?xml version="1.0" encoding="utf-8"?>
-<w:ftr xmlns:wpc="http://schemas.microsoft.com/office/word/2010/wordprocessingCanvas" xmlns:cx="http://schemas.microsoft.com/office/drawing/2014/chartex" xmlns:cx1="http://schemas.microsoft.com/office/drawing/2015/9/8/chartex" xmlns:cx2="http://schemas.microsoft.com/office/drawing/2015/10/21/chartex" xmlns:cx3="http://schemas.microsoft.com/office/drawing/2016/5/9/chartex" xmlns:cx4="http://schemas.microsoft.com/office/drawing/2016/5/10/chartex" xmlns:cx5="http://schemas.microsoft.com/office/drawing/2016/5/11/chartex" xmlns:cx6="http://schemas.microsoft.com/office/drawing/2016/5/12/chartex" xmlns:cx7="http://schemas.microsoft.com/office/drawing/2016/5/13/chartex" xmlns:cx8="http://schemas.microsoft.com/office/drawing/2016/5/14/chartex" xmlns:mc="http://schemas.openxmlformats.org/markup-compatibility/2006" xmlns:aink="http://schemas.microsoft.com/office/drawing/2016/ink" xmlns:am3d="http://schemas.microsoft.com/office/drawing/2017/model3d" xmlns:o="urn:schemas-microsoft-com:office:office" xmlns:oel="http://schemas.microsoft.com/office/2019/extlst" xmlns:r="http://schemas.openxmlformats.org/officeDocument/2006/relationships" xmlns:m="http://schemas.openxmlformats.org/officeDocument/2006/math" xmlns:v="urn:schemas-microsoft-com:vml" xmlns:wp14="http://schemas.microsoft.com/office/word/2010/wordprocessingDrawing" xmlns:wp="http://schemas.openxmlformats.org/drawingml/2006/wordprocessingDrawing" xmlns:w10="urn:schemas-microsoft-com:office:word" xmlns:w="http://schemas.openxmlformats.org/wordprocessingml/2006/main" xmlns:w14="http://schemas.microsoft.com/office/word/2010/wordml" xmlns:w15="http://schemas.microsoft.com/office/word/2012/wordml" xmlns:w16cex="http://schemas.microsoft.com/office/word/2018/wordml/cex" xmlns:w16cid="http://schemas.microsoft.com/office/word/2016/wordml/cid" xmlns:w16="http://schemas.microsoft.com/office/word/2018/wordml" xmlns:w16du="http://schemas.microsoft.com/office/word/2023/wordml/word16du" xmlns:w16sdtdh="http://schemas.microsoft.com/office/word/2020/wordml/sdtdatahash" xmlns:w16sdtfl="http://schemas.microsoft.com/office/word/2024/wordml/sdtformatlock" xmlns:w16se="http://schemas.microsoft.com/office/word/2015/wordml/symex" xmlns:wpg="http://schemas.microsoft.com/office/word/2010/wordprocessingGroup" xmlns:wpi="http://schemas.microsoft.com/office/word/2010/wordprocessingInk" xmlns:wne="http://schemas.microsoft.com/office/word/2006/wordml" xmlns:wps="http://schemas.microsoft.com/office/word/2010/wordprocessingShape" mc:Ignorable="w14 w15 w16se w16cid w16 w16cex w16sdtdh w16sdtfl w16du wp14">
+<w:ftr xmlns:wpc="http://schemas.microsoft.com/office/word/2010/wordprocessingCanvas" xmlns:cx="http://schemas.microsoft.com/office/drawing/2014/chartex" xmlns:cx1="http://schemas.microsoft.com/office/drawing/2015/9/8/chartex" xmlns:cx2="http://schemas.microsoft.com/office/drawing/2015/10/21/chartex" xmlns:cx3="http://schemas.microsoft.com/office/drawing/2016/5/9/chartex" xmlns:cx4="http://schemas.microsoft.com/office/drawing/2016/5/10/chartex" xmlns:cx5="http://schemas.microsoft.com/office/drawing/2016/5/11/chartex" xmlns:cx6="http://schemas.microsoft.com/office/drawing/2016/5/12/chartex" xmlns:cx7="http://schemas.microsoft.com/office/drawing/2016/5/13/chartex" xmlns:cx8="http://schemas.microsoft.com/office/drawing/2016/5/14/chartex" xmlns:mc="http://schemas.openxmlformats.org/markup-compatibility/2006" xmlns:aink="http://schemas.microsoft.com/office/drawing/2016/ink" xmlns:am3d="http://schemas.microsoft.com/office/drawing/2017/model3d" xmlns:o="urn:schemas-microsoft-com:office:office" xmlns:oel="http://schemas.microsoft.com/office/2019/extlst" xmlns:r="http://schemas.openxmlformats.org/officeDocument/2006/relationships" xmlns:m="http://schemas.openxmlformats.org/officeDocument/2006/math" xmlns:v="urn:schemas-microsoft-com:vml" xmlns:wp14="http://schemas.microsoft.com/office/word/2010/wordprocessingDrawing" xmlns:wp="http://schemas.openxmlformats.org/drawingml/2006/wordprocessingDrawing" xmlns:w10="urn:schemas-microsoft-com:office:word" xmlns:w="http://schemas.openxmlformats.org/wordprocessingml/2006/main" xmlns:w14="http://schemas.microsoft.com/office/word/2010/wordml" xmlns:w15="http://schemas.microsoft.com/office/word/2012/wordml" xmlns:w16cei="http://schemas.microsoft.com/office/word/2026/wordml/cei" xmlns:w16cex="http://schemas.microsoft.com/office/word/2018/wordml/cex" xmlns:w16cid="http://schemas.microsoft.com/office/word/2016/wordml/cid" xmlns:w16="http://schemas.microsoft.com/office/word/2018/wordml" xmlns:w16du="http://schemas.microsoft.com/office/word/2023/wordml/word16du" xmlns:w16sdtdh="http://schemas.microsoft.com/office/word/2020/wordml/sdtdatahash" xmlns:w16sdtfl="http://schemas.microsoft.com/office/word/2024/wordml/sdtformatlock" xmlns:w16se="http://schemas.microsoft.com/office/word/2015/wordml/symex" xmlns:wpg="http://schemas.microsoft.com/office/word/2010/wordprocessingGroup" xmlns:wpi="http://schemas.microsoft.com/office/word/2010/wordprocessingInk" xmlns:wne="http://schemas.microsoft.com/office/word/2006/wordml" xmlns:wps="http://schemas.microsoft.com/office/word/2010/wordprocessingShape" mc:Ignorable="w14 w15 w16se w16cid w16 w16cex w16sdtdh w16sdtfl w16du wp14">
   <w:sdt>
     <w:sdtPr>
       <w:id w:val="-1835298562"/>
@@ -8208,7 +7998,7 @@
 </file>
 
 <file path=word/footnotes.xml><?xml version="1.0" encoding="utf-8"?>
-<w:footnotes xmlns:wpc="http://schemas.microsoft.com/office/word/2010/wordprocessingCanvas" xmlns:cx="http://schemas.microsoft.com/office/drawing/2014/chartex" xmlns:cx1="http://schemas.microsoft.com/office/drawing/2015/9/8/chartex" xmlns:cx2="http://schemas.microsoft.com/office/drawing/2015/10/21/chartex" xmlns:cx3="http://schemas.microsoft.com/office/drawing/2016/5/9/chartex" xmlns:cx4="http://schemas.microsoft.com/office/drawing/2016/5/10/chartex" xmlns:cx5="http://schemas.microsoft.com/office/drawing/2016/5/11/chartex" xmlns:cx6="http://schemas.microsoft.com/office/drawing/2016/5/12/chartex" xmlns:cx7="http://schemas.microsoft.com/office/drawing/2016/5/13/chartex" xmlns:cx8="http://schemas.microsoft.com/office/drawing/2016/5/14/chartex" xmlns:mc="http://schemas.openxmlformats.org/markup-compatibility/2006" xmlns:aink="http://schemas.microsoft.com/office/drawing/2016/ink" xmlns:am3d="http://schemas.microsoft.com/office/drawing/2017/model3d" xmlns:o="urn:schemas-microsoft-com:office:office" xmlns:oel="http://schemas.microsoft.com/office/2019/extlst" xmlns:r="http://schemas.openxmlformats.org/officeDocument/2006/relationships" xmlns:m="http://schemas.openxmlformats.org/officeDocument/2006/math" xmlns:v="urn:schemas-microsoft-com:vml" xmlns:wp14="http://schemas.microsoft.com/office/word/2010/wordprocessingDrawing" xmlns:wp="http://schemas.openxmlformats.org/drawingml/2006/wordprocessingDrawing" xmlns:w10="urn:schemas-microsoft-com:office:word" xmlns:w="http://schemas.openxmlformats.org/wordprocessingml/2006/main" xmlns:w14="http://schemas.microsoft.com/office/word/2010/wordml" xmlns:w15="http://schemas.microsoft.com/office/word/2012/wordml" xmlns:w16cex="http://schemas.microsoft.com/office/word/2018/wordml/cex" xmlns:w16cid="http://schemas.microsoft.com/office/word/2016/wordml/cid" xmlns:w16="http://schemas.microsoft.com/office/word/2018/wordml" xmlns:w16du="http://schemas.microsoft.com/office/word/2023/wordml/word16du" xmlns:w16sdtdh="http://schemas.microsoft.com/office/word/2020/wordml/sdtdatahash" xmlns:w16sdtfl="http://schemas.microsoft.com/office/word/2024/wordml/sdtformatlock" xmlns:w16se="http://schemas.microsoft.com/office/word/2015/wordml/symex" xmlns:wpg="http://schemas.microsoft.com/office/word/2010/wordprocessingGroup" xmlns:wpi="http://schemas.microsoft.com/office/word/2010/wordprocessingInk" xmlns:wne="http://schemas.microsoft.com/office/word/2006/wordml" xmlns:wps="http://schemas.microsoft.com/office/word/2010/wordprocessingShape" mc:Ignorable="w14 w15 w16se w16cid w16 w16cex w16sdtdh w16sdtfl w16du wp14">
+<w:footnotes xmlns:wpc="http://schemas.microsoft.com/office/word/2010/wordprocessingCanvas" xmlns:cx="http://schemas.microsoft.com/office/drawing/2014/chartex" xmlns:cx1="http://schemas.microsoft.com/office/drawing/2015/9/8/chartex" xmlns:cx2="http://schemas.microsoft.com/office/drawing/2015/10/21/chartex" xmlns:cx3="http://schemas.microsoft.com/office/drawing/2016/5/9/chartex" xmlns:cx4="http://schemas.microsoft.com/office/drawing/2016/5/10/chartex" xmlns:cx5="http://schemas.microsoft.com/office/drawing/2016/5/11/chartex" xmlns:cx6="http://schemas.microsoft.com/office/drawing/2016/5/12/chartex" xmlns:cx7="http://schemas.microsoft.com/office/drawing/2016/5/13/chartex" xmlns:cx8="http://schemas.microsoft.com/office/drawing/2016/5/14/chartex" xmlns:mc="http://schemas.openxmlformats.org/markup-compatibility/2006" xmlns:aink="http://schemas.microsoft.com/office/drawing/2016/ink" xmlns:am3d="http://schemas.microsoft.com/office/drawing/2017/model3d" xmlns:o="urn:schemas-microsoft-com:office:office" xmlns:oel="http://schemas.microsoft.com/office/2019/extlst" xmlns:r="http://schemas.openxmlformats.org/officeDocument/2006/relationships" xmlns:m="http://schemas.openxmlformats.org/officeDocument/2006/math" xmlns:v="urn:schemas-microsoft-com:vml" xmlns:wp14="http://schemas.microsoft.com/office/word/2010/wordprocessingDrawing" xmlns:wp="http://schemas.openxmlformats.org/drawingml/2006/wordprocessingDrawing" xmlns:w10="urn:schemas-microsoft-com:office:word" xmlns:w="http://schemas.openxmlformats.org/wordprocessingml/2006/main" xmlns:w14="http://schemas.microsoft.com/office/word/2010/wordml" xmlns:w15="http://schemas.microsoft.com/office/word/2012/wordml" xmlns:w16cei="http://schemas.microsoft.com/office/word/2026/wordml/cei" xmlns:w16cex="http://schemas.microsoft.com/office/word/2018/wordml/cex" xmlns:w16cid="http://schemas.microsoft.com/office/word/2016/wordml/cid" xmlns:w16="http://schemas.microsoft.com/office/word/2018/wordml" xmlns:w16du="http://schemas.microsoft.com/office/word/2023/wordml/word16du" xmlns:w16sdtdh="http://schemas.microsoft.com/office/word/2020/wordml/sdtdatahash" xmlns:w16sdtfl="http://schemas.microsoft.com/office/word/2024/wordml/sdtformatlock" xmlns:w16se="http://schemas.microsoft.com/office/word/2015/wordml/symex" xmlns:wpg="http://schemas.microsoft.com/office/word/2010/wordprocessingGroup" xmlns:wpi="http://schemas.microsoft.com/office/word/2010/wordprocessingInk" xmlns:wne="http://schemas.microsoft.com/office/word/2006/wordml" xmlns:wps="http://schemas.microsoft.com/office/word/2010/wordprocessingShape" mc:Ignorable="w14 w15 w16se w16cid w16 w16cex w16sdtdh w16sdtfl w16du wp14">
   <w:footnote w:type="separator" w:id="-1">
     <w:p>
       <w:pPr>
@@ -8233,7 +8023,7 @@
 </file>
 
 <file path=word/header1.xml><?xml version="1.0" encoding="utf-8"?>
-<w:hdr xmlns:wpc="http://schemas.microsoft.com/office/word/2010/wordprocessingCanvas" xmlns:cx="http://schemas.microsoft.com/office/drawing/2014/chartex" xmlns:cx1="http://schemas.microsoft.com/office/drawing/2015/9/8/chartex" xmlns:cx2="http://schemas.microsoft.com/office/drawing/2015/10/21/chartex" xmlns:cx3="http://schemas.microsoft.com/office/drawing/2016/5/9/chartex" xmlns:cx4="http://schemas.microsoft.com/office/drawing/2016/5/10/chartex" xmlns:cx5="http://schemas.microsoft.com/office/drawing/2016/5/11/chartex" xmlns:cx6="http://schemas.microsoft.com/office/drawing/2016/5/12/chartex" xmlns:cx7="http://schemas.microsoft.com/office/drawing/2016/5/13/chartex" xmlns:cx8="http://schemas.microsoft.com/office/drawing/2016/5/14/chartex" xmlns:mc="http://schemas.openxmlformats.org/markup-compatibility/2006" xmlns:aink="http://schemas.microsoft.com/office/drawing/2016/ink" xmlns:am3d="http://schemas.microsoft.com/office/drawing/2017/model3d" xmlns:o="urn:schemas-microsoft-com:office:office" xmlns:oel="http://schemas.microsoft.com/office/2019/extlst" xmlns:r="http://schemas.openxmlformats.org/officeDocument/2006/relationships" xmlns:m="http://schemas.openxmlformats.org/officeDocument/2006/math" xmlns:v="urn:schemas-microsoft-com:vml" xmlns:wp14="http://schemas.microsoft.com/office/word/2010/wordprocessingDrawing" xmlns:wp="http://schemas.openxmlformats.org/drawingml/2006/wordprocessingDrawing" xmlns:w10="urn:schemas-microsoft-com:office:word" xmlns:w="http://schemas.openxmlformats.org/wordprocessingml/2006/main" xmlns:w14="http://schemas.microsoft.com/office/word/2010/wordml" xmlns:w15="http://schemas.microsoft.com/office/word/2012/wordml" xmlns:w16cex="http://schemas.microsoft.com/office/word/2018/wordml/cex" xmlns:w16cid="http://schemas.microsoft.com/office/word/2016/wordml/cid" xmlns:w16="http://schemas.microsoft.com/office/word/2018/wordml" xmlns:w16du="http://schemas.microsoft.com/office/word/2023/wordml/word16du" xmlns:w16sdtdh="http://schemas.microsoft.com/office/word/2020/wordml/sdtdatahash" xmlns:w16sdtfl="http://schemas.microsoft.com/office/word/2024/wordml/sdtformatlock" xmlns:w16se="http://schemas.microsoft.com/office/word/2015/wordml/symex" xmlns:wpg="http://schemas.microsoft.com/office/word/2010/wordprocessingGroup" xmlns:wpi="http://schemas.microsoft.com/office/word/2010/wordprocessingInk" xmlns:wne="http://schemas.microsoft.com/office/word/2006/wordml" xmlns:wps="http://schemas.microsoft.com/office/word/2010/wordprocessingShape" mc:Ignorable="w14 w15 w16se w16cid w16 w16cex w16sdtdh w16sdtfl w16du wp14">
+<w:hdr xmlns:wpc="http://schemas.microsoft.com/office/word/2010/wordprocessingCanvas" xmlns:cx="http://schemas.microsoft.com/office/drawing/2014/chartex" xmlns:cx1="http://schemas.microsoft.com/office/drawing/2015/9/8/chartex" xmlns:cx2="http://schemas.microsoft.com/office/drawing/2015/10/21/chartex" xmlns:cx3="http://schemas.microsoft.com/office/drawing/2016/5/9/chartex" xmlns:cx4="http://schemas.microsoft.com/office/drawing/2016/5/10/chartex" xmlns:cx5="http://schemas.microsoft.com/office/drawing/2016/5/11/chartex" xmlns:cx6="http://schemas.microsoft.com/office/drawing/2016/5/12/chartex" xmlns:cx7="http://schemas.microsoft.com/office/drawing/2016/5/13/chartex" xmlns:cx8="http://schemas.microsoft.com/office/drawing/2016/5/14/chartex" xmlns:mc="http://schemas.openxmlformats.org/markup-compatibility/2006" xmlns:aink="http://schemas.microsoft.com/office/drawing/2016/ink" xmlns:am3d="http://schemas.microsoft.com/office/drawing/2017/model3d" xmlns:o="urn:schemas-microsoft-com:office:office" xmlns:oel="http://schemas.microsoft.com/office/2019/extlst" xmlns:r="http://schemas.openxmlformats.org/officeDocument/2006/relationships" xmlns:m="http://schemas.openxmlformats.org/officeDocument/2006/math" xmlns:v="urn:schemas-microsoft-com:vml" xmlns:wp14="http://schemas.microsoft.com/office/word/2010/wordprocessingDrawing" xmlns:wp="http://schemas.openxmlformats.org/drawingml/2006/wordprocessingDrawing" xmlns:w10="urn:schemas-microsoft-com:office:word" xmlns:w="http://schemas.openxmlformats.org/wordprocessingml/2006/main" xmlns:w14="http://schemas.microsoft.com/office/word/2010/wordml" xmlns:w15="http://schemas.microsoft.com/office/word/2012/wordml" xmlns:w16cei="http://schemas.microsoft.com/office/word/2026/wordml/cei" xmlns:w16cex="http://schemas.microsoft.com/office/word/2018/wordml/cex" xmlns:w16cid="http://schemas.microsoft.com/office/word/2016/wordml/cid" xmlns:w16="http://schemas.microsoft.com/office/word/2018/wordml" xmlns:w16du="http://schemas.microsoft.com/office/word/2023/wordml/word16du" xmlns:w16sdtdh="http://schemas.microsoft.com/office/word/2020/wordml/sdtdatahash" xmlns:w16sdtfl="http://schemas.microsoft.com/office/word/2024/wordml/sdtformatlock" xmlns:w16se="http://schemas.microsoft.com/office/word/2015/wordml/symex" xmlns:wpg="http://schemas.microsoft.com/office/word/2010/wordprocessingGroup" xmlns:wpi="http://schemas.microsoft.com/office/word/2010/wordprocessingInk" xmlns:wne="http://schemas.microsoft.com/office/word/2006/wordml" xmlns:wps="http://schemas.microsoft.com/office/word/2010/wordprocessingShape" mc:Ignorable="w14 w15 w16se w16cid w16 w16cex w16sdtdh w16sdtfl w16du wp14">
   <w:p>
     <w:pPr>
       <w:pStyle w:val="Cabealho"/>
@@ -8328,7 +8118,7 @@
 </file>
 
 <file path=word/numbering.xml><?xml version="1.0" encoding="utf-8"?>
-<w:numbering xmlns:wpc="http://schemas.microsoft.com/office/word/2010/wordprocessingCanvas" xmlns:cx="http://schemas.microsoft.com/office/drawing/2014/chartex" xmlns:cx1="http://schemas.microsoft.com/office/drawing/2015/9/8/chartex" xmlns:cx2="http://schemas.microsoft.com/office/drawing/2015/10/21/chartex" xmlns:cx3="http://schemas.microsoft.com/office/drawing/2016/5/9/chartex" xmlns:cx4="http://schemas.microsoft.com/office/drawing/2016/5/10/chartex" xmlns:cx5="http://schemas.microsoft.com/office/drawing/2016/5/11/chartex" xmlns:cx6="http://schemas.microsoft.com/office/drawing/2016/5/12/chartex" xmlns:cx7="http://schemas.microsoft.com/office/drawing/2016/5/13/chartex" xmlns:cx8="http://schemas.microsoft.com/office/drawing/2016/5/14/chartex" xmlns:mc="http://schemas.openxmlformats.org/markup-compatibility/2006" xmlns:aink="http://schemas.microsoft.com/office/drawing/2016/ink" xmlns:am3d="http://schemas.microsoft.com/office/drawing/2017/model3d" xmlns:o="urn:schemas-microsoft-com:office:office" xmlns:oel="http://schemas.microsoft.com/office/2019/extlst" xmlns:r="http://schemas.openxmlformats.org/officeDocument/2006/relationships" xmlns:m="http://schemas.openxmlformats.org/officeDocument/2006/math" xmlns:v="urn:schemas-microsoft-com:vml" xmlns:wp14="http://schemas.microsoft.com/office/word/2010/wordprocessingDrawing" xmlns:wp="http://schemas.openxmlformats.org/drawingml/2006/wordprocessingDrawing" xmlns:w10="urn:schemas-microsoft-com:office:word" xmlns:w="http://schemas.openxmlformats.org/wordprocessingml/2006/main" xmlns:w14="http://schemas.microsoft.com/office/word/2010/wordml" xmlns:w15="http://schemas.microsoft.com/office/word/2012/wordml" xmlns:w16cex="http://schemas.microsoft.com/office/word/2018/wordml/cex" xmlns:w16cid="http://schemas.microsoft.com/office/word/2016/wordml/cid" xmlns:w16="http://schemas.microsoft.com/office/word/2018/wordml" xmlns:w16du="http://schemas.microsoft.com/office/word/2023/wordml/word16du" xmlns:w16sdtdh="http://schemas.microsoft.com/office/word/2020/wordml/sdtdatahash" xmlns:w16sdtfl="http://schemas.microsoft.com/office/word/2024/wordml/sdtformatlock" xmlns:w16se="http://schemas.microsoft.com/office/word/2015/wordml/symex" xmlns:wpg="http://schemas.microsoft.com/office/word/2010/wordprocessingGroup" xmlns:wpi="http://schemas.microsoft.com/office/word/2010/wordprocessingInk" xmlns:wne="http://schemas.microsoft.com/office/word/2006/wordml" xmlns:wps="http://schemas.microsoft.com/office/word/2010/wordprocessingShape" mc:Ignorable="w14 w15 w16se w16cid w16 w16cex w16sdtdh w16sdtfl w16du wp14">
+<w:numbering xmlns:wpc="http://schemas.microsoft.com/office/word/2010/wordprocessingCanvas" xmlns:cx="http://schemas.microsoft.com/office/drawing/2014/chartex" xmlns:cx1="http://schemas.microsoft.com/office/drawing/2015/9/8/chartex" xmlns:cx2="http://schemas.microsoft.com/office/drawing/2015/10/21/chartex" xmlns:cx3="http://schemas.microsoft.com/office/drawing/2016/5/9/chartex" xmlns:cx4="http://schemas.microsoft.com/office/drawing/2016/5/10/chartex" xmlns:cx5="http://schemas.microsoft.com/office/drawing/2016/5/11/chartex" xmlns:cx6="http://schemas.microsoft.com/office/drawing/2016/5/12/chartex" xmlns:cx7="http://schemas.microsoft.com/office/drawing/2016/5/13/chartex" xmlns:cx8="http://schemas.microsoft.com/office/drawing/2016/5/14/chartex" xmlns:mc="http://schemas.openxmlformats.org/markup-compatibility/2006" xmlns:aink="http://schemas.microsoft.com/office/drawing/2016/ink" xmlns:am3d="http://schemas.microsoft.com/office/drawing/2017/model3d" xmlns:o="urn:schemas-microsoft-com:office:office" xmlns:oel="http://schemas.microsoft.com/office/2019/extlst" xmlns:r="http://schemas.openxmlformats.org/officeDocument/2006/relationships" xmlns:m="http://schemas.openxmlformats.org/officeDocument/2006/math" xmlns:v="urn:schemas-microsoft-com:vml" xmlns:wp14="http://schemas.microsoft.com/office/word/2010/wordprocessingDrawing" xmlns:wp="http://schemas.openxmlformats.org/drawingml/2006/wordprocessingDrawing" xmlns:w10="urn:schemas-microsoft-com:office:word" xmlns:w="http://schemas.openxmlformats.org/wordprocessingml/2006/main" xmlns:w14="http://schemas.microsoft.com/office/word/2010/wordml" xmlns:w15="http://schemas.microsoft.com/office/word/2012/wordml" xmlns:w16cei="http://schemas.microsoft.com/office/word/2026/wordml/cei" xmlns:w16cex="http://schemas.microsoft.com/office/word/2018/wordml/cex" xmlns:w16cid="http://schemas.microsoft.com/office/word/2016/wordml/cid" xmlns:w16="http://schemas.microsoft.com/office/word/2018/wordml" xmlns:w16du="http://schemas.microsoft.com/office/word/2023/wordml/word16du" xmlns:w16sdtdh="http://schemas.microsoft.com/office/word/2020/wordml/sdtdatahash" xmlns:w16sdtfl="http://schemas.microsoft.com/office/word/2024/wordml/sdtformatlock" xmlns:w16se="http://schemas.microsoft.com/office/word/2015/wordml/symex" xmlns:wpg="http://schemas.microsoft.com/office/word/2010/wordprocessingGroup" xmlns:wpi="http://schemas.microsoft.com/office/word/2010/wordprocessingInk" xmlns:wne="http://schemas.microsoft.com/office/word/2006/wordml" xmlns:wps="http://schemas.microsoft.com/office/word/2010/wordprocessingShape" mc:Ignorable="w14 w15 w16se w16cid w16 w16cex w16sdtdh w16sdtfl w16du wp14">
   <w:abstractNum w:abstractNumId="0" w15:restartNumberingAfterBreak="0">
     <w:nsid w:val="05AB2B6C"/>
     <w:multiLevelType w:val="multilevel"/>
@@ -13111,6 +12901,7 @@
   <w:style w:type="character" w:default="1" w:styleId="Fontepargpadro">
     <w:name w:val="Default Paragraph Font"/>
     <w:uiPriority w:val="1"/>
+    <w:semiHidden/>
     <w:unhideWhenUsed/>
   </w:style>
   <w:style w:type="table" w:default="1" w:styleId="Tabelanormal">
